--- a/week7/Stage_4_Tutorial_Student_Handout.docx
+++ b/week7/Stage_4_Tutorial_Student_Handout.docx
@@ -1,6 +1,6 @@
 
 <file path=word/document.xml><?xml version="1.0" encoding="utf-8"?>
-<w:document xmlns:wpc="http://schemas.microsoft.com/office/word/2010/wordprocessingCanvas" xmlns:cx="http://schemas.microsoft.com/office/drawing/2014/chartex" xmlns:cx1="http://schemas.microsoft.com/office/drawing/2015/9/8/chartex" xmlns:cx2="http://schemas.microsoft.com/office/drawing/2015/10/21/chartex" xmlns:cx3="http://schemas.microsoft.com/office/drawing/2016/5/9/chartex" xmlns:cx4="http://schemas.microsoft.com/office/drawing/2016/5/10/chartex" xmlns:cx5="http://schemas.microsoft.com/office/drawing/2016/5/11/chartex" xmlns:cx6="http://schemas.microsoft.com/office/drawing/2016/5/12/chartex" xmlns:cx7="http://schemas.microsoft.com/office/drawing/2016/5/13/chartex" xmlns:cx8="http://schemas.microsoft.com/office/drawing/2016/5/14/chartex" xmlns:mc="http://schemas.openxmlformats.org/markup-compatibility/2006" xmlns:aink="http://schemas.microsoft.com/office/drawing/2016/ink" xmlns:am3d="http://schemas.microsoft.com/office/drawing/2017/model3d" xmlns:o="urn:schemas-microsoft-com:office:office" xmlns:oel="http://schemas.microsoft.com/office/2019/extlst" xmlns:r="http://schemas.openxmlformats.org/officeDocument/2006/relationships" xmlns:m="http://schemas.openxmlformats.org/officeDocument/2006/math" xmlns:v="urn:schemas-microsoft-com:vml" xmlns:wp14="http://schemas.microsoft.com/office/word/2010/wordprocessingDrawing" xmlns:wp="http://schemas.openxmlformats.org/drawingml/2006/wordprocessingDrawing" xmlns:w10="urn:schemas-microsoft-com:office:word" xmlns:w="http://schemas.openxmlformats.org/wordprocessingml/2006/main" xmlns:w14="http://schemas.microsoft.com/office/word/2010/wordml" xmlns:w15="http://schemas.microsoft.com/office/word/2012/wordml" xmlns:w16cei="http://schemas.microsoft.com/office/word/2026/wordml/cei" xmlns:w16cex="http://schemas.microsoft.com/office/word/2018/wordml/cex" xmlns:w16cid="http://schemas.microsoft.com/office/word/2016/wordml/cid" xmlns:w16="http://schemas.microsoft.com/office/word/2018/wordml" xmlns:w16du="http://schemas.microsoft.com/office/word/2023/wordml/word16du" xmlns:w16sdtdh="http://schemas.microsoft.com/office/word/2020/wordml/sdtdatahash" xmlns:w16sdtfl="http://schemas.microsoft.com/office/word/2024/wordml/sdtformatlock" xmlns:w16se="http://schemas.microsoft.com/office/word/2015/wordml/symex" xmlns:wpg="http://schemas.microsoft.com/office/word/2010/wordprocessingGroup" xmlns:wpi="http://schemas.microsoft.com/office/word/2010/wordprocessingInk" xmlns:wne="http://schemas.microsoft.com/office/word/2006/wordml" xmlns:wps="http://schemas.microsoft.com/office/word/2010/wordprocessingShape" mc:Ignorable="w14 w15 w16se w16cid w16 w16cex w16sdtdh w16sdtfl w16du wp14">
+<w:document xmlns:wpc="http://schemas.microsoft.com/office/word/2010/wordprocessingCanvas" xmlns:cx="http://schemas.microsoft.com/office/drawing/2014/chartex" xmlns:cx1="http://schemas.microsoft.com/office/drawing/2015/9/8/chartex" xmlns:cx2="http://schemas.microsoft.com/office/drawing/2015/10/21/chartex" xmlns:cx3="http://schemas.microsoft.com/office/drawing/2016/5/9/chartex" xmlns:cx4="http://schemas.microsoft.com/office/drawing/2016/5/10/chartex" xmlns:cx5="http://schemas.microsoft.com/office/drawing/2016/5/11/chartex" xmlns:cx6="http://schemas.microsoft.com/office/drawing/2016/5/12/chartex" xmlns:cx7="http://schemas.microsoft.com/office/drawing/2016/5/13/chartex" xmlns:cx8="http://schemas.microsoft.com/office/drawing/2016/5/14/chartex" xmlns:mc="http://schemas.openxmlformats.org/markup-compatibility/2006" xmlns:aink="http://schemas.microsoft.com/office/drawing/2016/ink" xmlns:am3d="http://schemas.microsoft.com/office/drawing/2017/model3d" xmlns:o="urn:schemas-microsoft-com:office:office" xmlns:oel="http://schemas.microsoft.com/office/2019/extlst" xmlns:r="http://schemas.openxmlformats.org/officeDocument/2006/relationships" xmlns:m="http://schemas.openxmlformats.org/officeDocument/2006/math" xmlns:v="urn:schemas-microsoft-com:vml" xmlns:wp14="http://schemas.microsoft.com/office/word/2010/wordprocessingDrawing" xmlns:wp="http://schemas.openxmlformats.org/drawingml/2006/wordprocessingDrawing" xmlns:w10="urn:schemas-microsoft-com:office:word" xmlns:w="http://schemas.openxmlformats.org/wordprocessingml/2006/main" xmlns:w14="http://schemas.microsoft.com/office/word/2010/wordml" xmlns:w15="http://schemas.microsoft.com/office/word/2012/wordml" xmlns:w16cex="http://schemas.microsoft.com/office/word/2018/wordml/cex" xmlns:w16cid="http://schemas.microsoft.com/office/word/2016/wordml/cid" xmlns:w16="http://schemas.microsoft.com/office/word/2018/wordml" xmlns:w16du="http://schemas.microsoft.com/office/word/2023/wordml/word16du" xmlns:w16sdtdh="http://schemas.microsoft.com/office/word/2020/wordml/sdtdatahash" xmlns:w16sdtfl="http://schemas.microsoft.com/office/word/2024/wordml/sdtformatlock" xmlns:w16se="http://schemas.microsoft.com/office/word/2015/wordml/symex" xmlns:wpg="http://schemas.microsoft.com/office/word/2010/wordprocessingGroup" xmlns:wpi="http://schemas.microsoft.com/office/word/2010/wordprocessingInk" xmlns:wne="http://schemas.microsoft.com/office/word/2006/wordml" xmlns:wps="http://schemas.microsoft.com/office/word/2010/wordprocessingShape" mc:Ignorable="w14 w15 w16se w16cid w16 w16cex w16sdtdh w16sdtfl w16du wp14">
   <w:body>
     <w:p>
       <w:pPr>
@@ -17,16 +17,7 @@
         <w:jc w:val="center"/>
       </w:pPr>
       <w:r>
-        <w:t xml:space="preserve">Stage 4 </w:t>
-      </w:r>
-      <w:r>
-        <w:t xml:space="preserve">Tutorial </w:t>
-      </w:r>
-      <w:r>
-        <w:t>Activities</w:t>
-      </w:r>
-      <w:r>
-        <w:t xml:space="preserve"> </w:t>
+        <w:t xml:space="preserve">Stage 4 Tutorial Activities </w:t>
       </w:r>
     </w:p>
     <w:p>
@@ -118,13 +109,21 @@
           <w:tcPr>
             <w:tcW w:w="3360" w:type="dxa"/>
           </w:tcPr>
-          <w:p/>
+          <w:p>
+            <w:r>
+              <w:t>Can’t view other appointments</w:t>
+            </w:r>
+          </w:p>
         </w:tc>
         <w:tc>
           <w:tcPr>
             <w:tcW w:w="3360" w:type="dxa"/>
           </w:tcPr>
-          <w:p/>
+          <w:p>
+            <w:r>
+              <w:t>View own appointments</w:t>
+            </w:r>
+          </w:p>
         </w:tc>
       </w:tr>
       <w:tr>
@@ -186,22 +185,86 @@
     </w:p>
     <w:p>
       <w:r>
-        <w:t>Appointment and Patient -&gt; □ Composition/association  □ Inheritance  Reason: __________________</w:t>
+        <w:t>Appointment and Patient -&gt; □ Composition/</w:t>
+      </w:r>
+      <w:proofErr w:type="gramStart"/>
+      <w:r>
+        <w:t>association  □</w:t>
+      </w:r>
+      <w:proofErr w:type="gramEnd"/>
+      <w:r>
+        <w:t xml:space="preserve"> </w:t>
+      </w:r>
+      <w:proofErr w:type="gramStart"/>
+      <w:r>
+        <w:t>Inheritance  Reason</w:t>
+      </w:r>
+      <w:proofErr w:type="gramEnd"/>
+      <w:r>
+        <w:t>: __________________</w:t>
       </w:r>
     </w:p>
     <w:p>
       <w:r>
-        <w:t>Appointment and Practitioner -&gt; □ Composition/association  □ Inheritance  Reason: __________________</w:t>
+        <w:t>Appointment and Practitioner -&gt; □ Composition/</w:t>
+      </w:r>
+      <w:proofErr w:type="gramStart"/>
+      <w:r>
+        <w:t>association  □</w:t>
+      </w:r>
+      <w:proofErr w:type="gramEnd"/>
+      <w:r>
+        <w:t xml:space="preserve"> </w:t>
+      </w:r>
+      <w:proofErr w:type="gramStart"/>
+      <w:r>
+        <w:t>Inheritance  Reason</w:t>
+      </w:r>
+      <w:proofErr w:type="gramEnd"/>
+      <w:r>
+        <w:t>: __________________</w:t>
       </w:r>
     </w:p>
     <w:p>
       <w:r>
-        <w:t>Doctor and Practitioner (hypothetical) -&gt; □ Composition/association  □ Inheritance  Reason: __________________</w:t>
+        <w:t>Doctor and Practitioner (hypothetical) -&gt; □ Composition/</w:t>
+      </w:r>
+      <w:proofErr w:type="gramStart"/>
+      <w:r>
+        <w:t>association  □</w:t>
+      </w:r>
+      <w:proofErr w:type="gramEnd"/>
+      <w:r>
+        <w:t xml:space="preserve"> </w:t>
+      </w:r>
+      <w:proofErr w:type="gramStart"/>
+      <w:r>
+        <w:t>Inheritance  Reason</w:t>
+      </w:r>
+      <w:proofErr w:type="gramEnd"/>
+      <w:r>
+        <w:t>: __________________</w:t>
       </w:r>
     </w:p>
     <w:p>
       <w:r>
-        <w:t>Clinic and Appointment -&gt; □ Composition/association  □ Inheritance  Reason: __________________</w:t>
+        <w:t>Clinic and Appointment -&gt; □ Composition/</w:t>
+      </w:r>
+      <w:proofErr w:type="gramStart"/>
+      <w:r>
+        <w:t>association  □</w:t>
+      </w:r>
+      <w:proofErr w:type="gramEnd"/>
+      <w:r>
+        <w:t xml:space="preserve"> </w:t>
+      </w:r>
+      <w:proofErr w:type="gramStart"/>
+      <w:r>
+        <w:t>Inheritance  Reason</w:t>
+      </w:r>
+      <w:proofErr w:type="gramEnd"/>
+      <w:r>
+        <w:t>: __________________</w:t>
       </w:r>
     </w:p>
     <w:p>
@@ -219,7 +282,15 @@
     </w:p>
     <w:p>
       <w:r>
-        <w:t>Who validates a patient name?</w:t>
+        <w:t xml:space="preserve">Who validates a </w:t>
+      </w:r>
+      <w:proofErr w:type="gramStart"/>
+      <w:r>
+        <w:t>patient</w:t>
+      </w:r>
+      <w:proofErr w:type="gramEnd"/>
+      <w:r>
+        <w:t xml:space="preserve"> name?</w:t>
       </w:r>
     </w:p>
     <w:p>
@@ -242,7 +313,31 @@
     </w:p>
     <w:p>
       <w:r>
-        <w:t>AI generates an Appointment class with public status mutation, SQL inside cancel(), a NotificationManager dependency and inheritance from PatientRecord. Identify at least five design problems and corrections.</w:t>
+        <w:t xml:space="preserve">AI generates an Appointment class with public status mutation, SQL inside </w:t>
+      </w:r>
+      <w:proofErr w:type="gramStart"/>
+      <w:r>
+        <w:t>cancel(</w:t>
+      </w:r>
+      <w:proofErr w:type="gramEnd"/>
+      <w:r>
+        <w:t xml:space="preserve">), a </w:t>
+      </w:r>
+      <w:proofErr w:type="spellStart"/>
+      <w:r>
+        <w:t>NotificationManager</w:t>
+      </w:r>
+      <w:proofErr w:type="spellEnd"/>
+      <w:r>
+        <w:t xml:space="preserve"> dependency and inheritance from </w:t>
+      </w:r>
+      <w:proofErr w:type="spellStart"/>
+      <w:r>
+        <w:t>PatientRecord</w:t>
+      </w:r>
+      <w:proofErr w:type="spellEnd"/>
+      <w:r>
+        <w:t>. Identify at least five design problems and corrections.</w:t>
       </w:r>
     </w:p>
     <w:p>
@@ -269,7 +364,7 @@
 </file>
 
 <file path=word/numbering.xml><?xml version="1.0" encoding="utf-8"?>
-<w:numbering xmlns:wpc="http://schemas.microsoft.com/office/word/2010/wordprocessingCanvas" xmlns:cx="http://schemas.microsoft.com/office/drawing/2014/chartex" xmlns:cx1="http://schemas.microsoft.com/office/drawing/2015/9/8/chartex" xmlns:cx2="http://schemas.microsoft.com/office/drawing/2015/10/21/chartex" xmlns:cx3="http://schemas.microsoft.com/office/drawing/2016/5/9/chartex" xmlns:cx4="http://schemas.microsoft.com/office/drawing/2016/5/10/chartex" xmlns:cx5="http://schemas.microsoft.com/office/drawing/2016/5/11/chartex" xmlns:cx6="http://schemas.microsoft.com/office/drawing/2016/5/12/chartex" xmlns:cx7="http://schemas.microsoft.com/office/drawing/2016/5/13/chartex" xmlns:cx8="http://schemas.microsoft.com/office/drawing/2016/5/14/chartex" xmlns:mc="http://schemas.openxmlformats.org/markup-compatibility/2006" xmlns:aink="http://schemas.microsoft.com/office/drawing/2016/ink" xmlns:am3d="http://schemas.microsoft.com/office/drawing/2017/model3d" xmlns:o="urn:schemas-microsoft-com:office:office" xmlns:oel="http://schemas.microsoft.com/office/2019/extlst" xmlns:r="http://schemas.openxmlformats.org/officeDocument/2006/relationships" xmlns:m="http://schemas.openxmlformats.org/officeDocument/2006/math" xmlns:v="urn:schemas-microsoft-com:vml" xmlns:wp14="http://schemas.microsoft.com/office/word/2010/wordprocessingDrawing" xmlns:wp="http://schemas.openxmlformats.org/drawingml/2006/wordprocessingDrawing" xmlns:w10="urn:schemas-microsoft-com:office:word" xmlns:w="http://schemas.openxmlformats.org/wordprocessingml/2006/main" xmlns:w14="http://schemas.microsoft.com/office/word/2010/wordml" xmlns:w15="http://schemas.microsoft.com/office/word/2012/wordml" xmlns:w16cei="http://schemas.microsoft.com/office/word/2026/wordml/cei" xmlns:w16cex="http://schemas.microsoft.com/office/word/2018/wordml/cex" xmlns:w16cid="http://schemas.microsoft.com/office/word/2016/wordml/cid" xmlns:w16="http://schemas.microsoft.com/office/word/2018/wordml" xmlns:w16du="http://schemas.microsoft.com/office/word/2023/wordml/word16du" xmlns:w16sdtdh="http://schemas.microsoft.com/office/word/2020/wordml/sdtdatahash" xmlns:w16sdtfl="http://schemas.microsoft.com/office/word/2024/wordml/sdtformatlock" xmlns:w16se="http://schemas.microsoft.com/office/word/2015/wordml/symex" xmlns:wpg="http://schemas.microsoft.com/office/word/2010/wordprocessingGroup" xmlns:wpi="http://schemas.microsoft.com/office/word/2010/wordprocessingInk" xmlns:wne="http://schemas.microsoft.com/office/word/2006/wordml" xmlns:wps="http://schemas.microsoft.com/office/word/2010/wordprocessingShape" mc:Ignorable="w14 w15 w16se w16cid w16 w16cex w16sdtdh w16sdtfl w16du wp14">
+<w:numbering xmlns:wpc="http://schemas.microsoft.com/office/word/2010/wordprocessingCanvas" xmlns:cx="http://schemas.microsoft.com/office/drawing/2014/chartex" xmlns:cx1="http://schemas.microsoft.com/office/drawing/2015/9/8/chartex" xmlns:cx2="http://schemas.microsoft.com/office/drawing/2015/10/21/chartex" xmlns:cx3="http://schemas.microsoft.com/office/drawing/2016/5/9/chartex" xmlns:cx4="http://schemas.microsoft.com/office/drawing/2016/5/10/chartex" xmlns:cx5="http://schemas.microsoft.com/office/drawing/2016/5/11/chartex" xmlns:cx6="http://schemas.microsoft.com/office/drawing/2016/5/12/chartex" xmlns:cx7="http://schemas.microsoft.com/office/drawing/2016/5/13/chartex" xmlns:cx8="http://schemas.microsoft.com/office/drawing/2016/5/14/chartex" xmlns:mc="http://schemas.openxmlformats.org/markup-compatibility/2006" xmlns:aink="http://schemas.microsoft.com/office/drawing/2016/ink" xmlns:am3d="http://schemas.microsoft.com/office/drawing/2017/model3d" xmlns:o="urn:schemas-microsoft-com:office:office" xmlns:oel="http://schemas.microsoft.com/office/2019/extlst" xmlns:r="http://schemas.openxmlformats.org/officeDocument/2006/relationships" xmlns:m="http://schemas.openxmlformats.org/officeDocument/2006/math" xmlns:v="urn:schemas-microsoft-com:vml" xmlns:wp14="http://schemas.microsoft.com/office/word/2010/wordprocessingDrawing" xmlns:wp="http://schemas.openxmlformats.org/drawingml/2006/wordprocessingDrawing" xmlns:w10="urn:schemas-microsoft-com:office:word" xmlns:w="http://schemas.openxmlformats.org/wordprocessingml/2006/main" xmlns:w14="http://schemas.microsoft.com/office/word/2010/wordml" xmlns:w15="http://schemas.microsoft.com/office/word/2012/wordml" xmlns:w16cex="http://schemas.microsoft.com/office/word/2018/wordml/cex" xmlns:w16cid="http://schemas.microsoft.com/office/word/2016/wordml/cid" xmlns:w16="http://schemas.microsoft.com/office/word/2018/wordml" xmlns:w16du="http://schemas.microsoft.com/office/word/2023/wordml/word16du" xmlns:w16sdtdh="http://schemas.microsoft.com/office/word/2020/wordml/sdtdatahash" xmlns:w16sdtfl="http://schemas.microsoft.com/office/word/2024/wordml/sdtformatlock" xmlns:w16se="http://schemas.microsoft.com/office/word/2015/wordml/symex" xmlns:wpg="http://schemas.microsoft.com/office/word/2010/wordprocessingGroup" xmlns:wpi="http://schemas.microsoft.com/office/word/2010/wordprocessingInk" xmlns:wne="http://schemas.microsoft.com/office/word/2006/wordml" xmlns:wps="http://schemas.microsoft.com/office/word/2010/wordprocessingShape" mc:Ignorable="w14 w15 w16se w16cid w16 w16cex w16sdtdh w16sdtfl w16du wp14">
   <w:abstractNum w:abstractNumId="0" w15:restartNumberingAfterBreak="0">
     <w:nsid w:val="FFFFFF7C"/>
     <w:multiLevelType w:val="singleLevel"/>
